--- a/downloads/handouts/Unit 07/Handout 07.02 - Resume Template and Worked Example.docx
+++ b/downloads/handouts/Unit 07/Handout 07.02 - Resume Template and Worked Example.docx
@@ -830,13 +830,19 @@
       </w:r>
     </w:p>
     <w:p>
-      <w:r>
-        <w:br w:type="page"/>
-      </w:r>
-    </w:p>
-    <w:p>
-      <w:r>
-        <w:br w:type="page"/>
+      <w:pPr>
+        <w:pStyle w:val="BodyText"/>
+      </w:pPr>
+      <w:r>
+        <w:t xml:space="preserve">____________________________________________________________________</w:t>
+      </w:r>
+    </w:p>
+    <w:p>
+      <w:pPr>
+        <w:pStyle w:val="BodyText"/>
+      </w:pPr>
+      <w:r>
+        <w:t xml:space="preserve">____________________________________________________________________</w:t>
       </w:r>
     </w:p>
     <w:p>
@@ -858,46 +864,6 @@
       </w:r>
     </w:p>
     <w:p>
-      <w:r>
-        <w:br w:type="page"/>
-      </w:r>
-    </w:p>
-    <w:p>
-      <w:r>
-        <w:br w:type="page"/>
-      </w:r>
-    </w:p>
-    <w:p>
-      <w:r>
-        <w:br w:type="page"/>
-      </w:r>
-    </w:p>
-    <w:p>
-      <w:r>
-        <w:br w:type="page"/>
-      </w:r>
-    </w:p>
-    <w:p>
-      <w:r>
-        <w:br w:type="page"/>
-      </w:r>
-    </w:p>
-    <w:p>
-      <w:r>
-        <w:br w:type="page"/>
-      </w:r>
-    </w:p>
-    <w:p>
-      <w:r>
-        <w:br w:type="page"/>
-      </w:r>
-    </w:p>
-    <w:p>
-      <w:r>
-        <w:br w:type="page"/>
-      </w:r>
-    </w:p>
-    <w:p>
       <w:pPr>
         <w:numPr>
           <w:ilvl w:val="0"/>
@@ -906,6 +872,102 @@
         <w:pStyle w:val="Compact"/>
       </w:pPr>
       <w:r>
+        <w:t xml:space="preserve">________________________________________________</w:t>
+      </w:r>
+    </w:p>
+    <w:p>
+      <w:pPr>
+        <w:numPr>
+          <w:ilvl w:val="0"/>
+          <w:numId w:val="1011"/>
+        </w:numPr>
+        <w:pStyle w:val="Compact"/>
+      </w:pPr>
+      <w:r>
+        <w:t xml:space="preserve">________________________________________________</w:t>
+      </w:r>
+    </w:p>
+    <w:p>
+      <w:pPr>
+        <w:numPr>
+          <w:ilvl w:val="0"/>
+          <w:numId w:val="1011"/>
+        </w:numPr>
+        <w:pStyle w:val="Compact"/>
+      </w:pPr>
+      <w:r>
+        <w:t xml:space="preserve">________________________________________________</w:t>
+      </w:r>
+    </w:p>
+    <w:p>
+      <w:pPr>
+        <w:numPr>
+          <w:ilvl w:val="0"/>
+          <w:numId w:val="1011"/>
+        </w:numPr>
+        <w:pStyle w:val="Compact"/>
+      </w:pPr>
+      <w:r>
+        <w:t xml:space="preserve">________________________________________________</w:t>
+      </w:r>
+    </w:p>
+    <w:p>
+      <w:pPr>
+        <w:numPr>
+          <w:ilvl w:val="0"/>
+          <w:numId w:val="1011"/>
+        </w:numPr>
+        <w:pStyle w:val="Compact"/>
+      </w:pPr>
+      <w:r>
+        <w:t xml:space="preserve">________________________________________________</w:t>
+      </w:r>
+    </w:p>
+    <w:p>
+      <w:pPr>
+        <w:numPr>
+          <w:ilvl w:val="0"/>
+          <w:numId w:val="1011"/>
+        </w:numPr>
+        <w:pStyle w:val="Compact"/>
+      </w:pPr>
+      <w:r>
+        <w:t xml:space="preserve">________________________________________________</w:t>
+      </w:r>
+    </w:p>
+    <w:p>
+      <w:pPr>
+        <w:numPr>
+          <w:ilvl w:val="0"/>
+          <w:numId w:val="1011"/>
+        </w:numPr>
+        <w:pStyle w:val="Compact"/>
+      </w:pPr>
+      <w:r>
+        <w:t xml:space="preserve">________________________________________________</w:t>
+      </w:r>
+    </w:p>
+    <w:p>
+      <w:pPr>
+        <w:numPr>
+          <w:ilvl w:val="0"/>
+          <w:numId w:val="1011"/>
+        </w:numPr>
+        <w:pStyle w:val="Compact"/>
+      </w:pPr>
+      <w:r>
+        <w:t xml:space="preserve">________________________________________________</w:t>
+      </w:r>
+    </w:p>
+    <w:p>
+      <w:pPr>
+        <w:numPr>
+          <w:ilvl w:val="0"/>
+          <w:numId w:val="1011"/>
+        </w:numPr>
+        <w:pStyle w:val="Compact"/>
+      </w:pPr>
+      <w:r>
         <w:t xml:space="preserve">Languages: ______________________________________</w:t>
       </w:r>
     </w:p>
@@ -954,23 +1016,15 @@
       </w:r>
     </w:p>
     <w:p>
-      <w:r>
-        <w:br w:type="page"/>
-      </w:r>
-    </w:p>
-    <w:p>
-      <w:r>
-        <w:br w:type="page"/>
-      </w:r>
-    </w:p>
-    <w:p>
-      <w:r>
-        <w:br w:type="page"/>
-      </w:r>
-    </w:p>
-    <w:p>
-      <w:r>
-        <w:br w:type="page"/>
+      <w:pPr>
+        <w:numPr>
+          <w:ilvl w:val="0"/>
+          <w:numId w:val="1012"/>
+        </w:numPr>
+        <w:pStyle w:val="Compact"/>
+      </w:pPr>
+      <w:r>
+        <w:t xml:space="preserve">________________________________________________________________</w:t>
       </w:r>
     </w:p>
     <w:p>
@@ -978,6 +1032,34 @@
         <w:pStyle w:val="FirstParagraph"/>
       </w:pPr>
       <w:r>
+        <w:t xml:space="preserve">________________________________________________________________</w:t>
+      </w:r>
+    </w:p>
+    <w:p>
+      <w:pPr>
+        <w:numPr>
+          <w:ilvl w:val="0"/>
+          <w:numId w:val="1013"/>
+        </w:numPr>
+        <w:pStyle w:val="Compact"/>
+      </w:pPr>
+      <w:r>
+        <w:t xml:space="preserve">________________________________________________________________</w:t>
+      </w:r>
+    </w:p>
+    <w:p>
+      <w:pPr>
+        <w:pStyle w:val="FirstParagraph"/>
+      </w:pPr>
+      <w:r>
+        <w:t xml:space="preserve">________________________________________________________________</w:t>
+      </w:r>
+    </w:p>
+    <w:p>
+      <w:pPr>
+        <w:pStyle w:val="BodyText"/>
+      </w:pPr>
+      <w:r>
         <w:rPr>
           <w:b/>
         </w:rPr>
@@ -991,23 +1073,15 @@
       </w:r>
     </w:p>
     <w:p>
-      <w:r>
-        <w:br w:type="page"/>
-      </w:r>
-    </w:p>
-    <w:p>
-      <w:r>
-        <w:br w:type="page"/>
-      </w:r>
-    </w:p>
-    <w:p>
-      <w:r>
-        <w:br w:type="page"/>
-      </w:r>
-    </w:p>
-    <w:p>
-      <w:r>
-        <w:br w:type="page"/>
+      <w:pPr>
+        <w:numPr>
+          <w:ilvl w:val="0"/>
+          <w:numId w:val="1014"/>
+        </w:numPr>
+        <w:pStyle w:val="Compact"/>
+      </w:pPr>
+      <w:r>
+        <w:t xml:space="preserve">________________________________________________________________</w:t>
       </w:r>
     </w:p>
     <w:p>
@@ -1015,6 +1089,34 @@
         <w:pStyle w:val="FirstParagraph"/>
       </w:pPr>
       <w:r>
+        <w:t xml:space="preserve">________________________________________________________________</w:t>
+      </w:r>
+    </w:p>
+    <w:p>
+      <w:pPr>
+        <w:numPr>
+          <w:ilvl w:val="0"/>
+          <w:numId w:val="1015"/>
+        </w:numPr>
+        <w:pStyle w:val="Compact"/>
+      </w:pPr>
+      <w:r>
+        <w:t xml:space="preserve">________________________________________________________________</w:t>
+      </w:r>
+    </w:p>
+    <w:p>
+      <w:pPr>
+        <w:pStyle w:val="FirstParagraph"/>
+      </w:pPr>
+      <w:r>
+        <w:t xml:space="preserve">________________________________________________________________</w:t>
+      </w:r>
+    </w:p>
+    <w:p>
+      <w:pPr>
+        <w:pStyle w:val="BodyText"/>
+      </w:pPr>
+      <w:r>
         <w:rPr>
           <w:b/>
         </w:rPr>
@@ -1028,13 +1130,15 @@
       </w:r>
     </w:p>
     <w:p>
-      <w:r>
-        <w:br w:type="page"/>
-      </w:r>
-    </w:p>
-    <w:p>
-      <w:r>
-        <w:br w:type="page"/>
+      <w:pPr>
+        <w:numPr>
+          <w:ilvl w:val="0"/>
+          <w:numId w:val="1016"/>
+        </w:numPr>
+        <w:pStyle w:val="Compact"/>
+      </w:pPr>
+      <w:r>
+        <w:t xml:space="preserve">________________________________________________________________</w:t>
       </w:r>
     </w:p>
     <w:p>
@@ -1042,6 +1146,14 @@
         <w:pStyle w:val="FirstParagraph"/>
       </w:pPr>
       <w:r>
+        <w:t xml:space="preserve">________________________________________________________________</w:t>
+      </w:r>
+    </w:p>
+    <w:p>
+      <w:pPr>
+        <w:pStyle w:val="BodyText"/>
+      </w:pPr>
+      <w:r>
         <w:rPr>
           <w:b/>
         </w:rPr>
@@ -1055,13 +1167,23 @@
       </w:r>
     </w:p>
     <w:p>
-      <w:r>
-        <w:br w:type="page"/>
-      </w:r>
-    </w:p>
-    <w:p>
-      <w:r>
-        <w:br w:type="page"/>
+      <w:pPr>
+        <w:numPr>
+          <w:ilvl w:val="0"/>
+          <w:numId w:val="1017"/>
+        </w:numPr>
+        <w:pStyle w:val="Compact"/>
+      </w:pPr>
+      <w:r>
+        <w:t xml:space="preserve">________________________________________________________________</w:t>
+      </w:r>
+    </w:p>
+    <w:p>
+      <w:pPr>
+        <w:pStyle w:val="FirstParagraph"/>
+      </w:pPr>
+      <w:r>
+        <w:t xml:space="preserve">________________________________________________________________</w:t>
       </w:r>
     </w:p>
     <w:p>
@@ -1075,18 +1197,39 @@
       <w:bookmarkEnd w:id="32"/>
     </w:p>
     <w:p>
-      <w:r>
-        <w:br w:type="page"/>
-      </w:r>
-    </w:p>
-    <w:p>
-      <w:r>
-        <w:br w:type="page"/>
-      </w:r>
-    </w:p>
-    <w:p>
-      <w:r>
-        <w:br w:type="page"/>
+      <w:pPr>
+        <w:numPr>
+          <w:ilvl w:val="0"/>
+          <w:numId w:val="1018"/>
+        </w:numPr>
+        <w:pStyle w:val="Compact"/>
+      </w:pPr>
+      <w:r>
+        <w:t xml:space="preserve">________________________________________________</w:t>
+      </w:r>
+    </w:p>
+    <w:p>
+      <w:pPr>
+        <w:numPr>
+          <w:ilvl w:val="0"/>
+          <w:numId w:val="1018"/>
+        </w:numPr>
+        <w:pStyle w:val="Compact"/>
+      </w:pPr>
+      <w:r>
+        <w:t xml:space="preserve">________________________________________________</w:t>
+      </w:r>
+    </w:p>
+    <w:p>
+      <w:pPr>
+        <w:numPr>
+          <w:ilvl w:val="0"/>
+          <w:numId w:val="1018"/>
+        </w:numPr>
+        <w:pStyle w:val="Compact"/>
+      </w:pPr>
+      <w:r>
+        <w:t xml:space="preserve">________________________________________________</w:t>
       </w:r>
     </w:p>
     <w:p>
@@ -1100,13 +1243,27 @@
       <w:bookmarkEnd w:id="33"/>
     </w:p>
     <w:p>
-      <w:r>
-        <w:br w:type="page"/>
-      </w:r>
-    </w:p>
-    <w:p>
-      <w:r>
-        <w:br w:type="page"/>
+      <w:pPr>
+        <w:numPr>
+          <w:ilvl w:val="0"/>
+          <w:numId w:val="1019"/>
+        </w:numPr>
+        <w:pStyle w:val="Compact"/>
+      </w:pPr>
+      <w:r>
+        <w:t xml:space="preserve">________________________________________________</w:t>
+      </w:r>
+    </w:p>
+    <w:p>
+      <w:pPr>
+        <w:numPr>
+          <w:ilvl w:val="0"/>
+          <w:numId w:val="1019"/>
+        </w:numPr>
+        <w:pStyle w:val="Compact"/>
+      </w:pPr>
+      <w:r>
+        <w:t xml:space="preserve">________________________________________________</w:t>
       </w:r>
     </w:p>
     <w:p>
@@ -1120,8 +1277,15 @@
       <w:bookmarkEnd w:id="34"/>
     </w:p>
     <w:p>
-      <w:r>
-        <w:br w:type="page"/>
+      <w:pPr>
+        <w:numPr>
+          <w:ilvl w:val="0"/>
+          <w:numId w:val="1020"/>
+        </w:numPr>
+        <w:pStyle w:val="Compact"/>
+      </w:pPr>
+      <w:r>
+        <w:t xml:space="preserve">________________________________________________</w:t>
       </w:r>
     </w:p>
     <w:p>
@@ -1644,8 +1808,11 @@
       </w:r>
     </w:p>
     <w:p>
-      <w:r>
-        <w:br w:type="page"/>
+      <w:pPr>
+        <w:pStyle w:val="BodyText"/>
+      </w:pPr>
+      <w:r>
+        <w:t xml:space="preserve">____________________________________________________________________</w:t>
       </w:r>
     </w:p>
     <w:sectPr>

--- a/downloads/handouts/Unit 07/Handout 07.02 - Resume Template and Worked Example.docx
+++ b/downloads/handouts/Unit 07/Handout 07.02 - Resume Template and Worked Example.docx
@@ -78,7 +78,7 @@
         <w:t xml:space="preserve"> </w:t>
       </w:r>
       <w:r>
-        <w:t xml:space="preserve">Every single line on this resume came from something this class actually does, which means you can write one just like it. As you read, circle the summary line and underline the output in three of the bullets.</w:t>
+        <w:t xml:space="preserve">Every single line on this resume came from something this class actually does. That means you can write one just like it. As you read, do two things. Circle the summary line. Then underline the output in three of the bullets.</w:t>
       </w:r>
     </w:p>
     <w:p>
@@ -834,7 +834,7 @@
         <w:pStyle w:val="BodyText"/>
       </w:pPr>
       <w:r>
-        <w:t xml:space="preserve">____________________________________________________________________</w:t>
+        <w:t xml:space="preserve">Line 1: ____________________________________________________________________</w:t>
       </w:r>
     </w:p>
     <w:p>
@@ -842,7 +842,7 @@
         <w:pStyle w:val="BodyText"/>
       </w:pPr>
       <w:r>
-        <w:t xml:space="preserve">____________________________________________________________________</w:t>
+        <w:t xml:space="preserve">Line 2: ____________________________________________________________________</w:t>
       </w:r>
     </w:p>
     <w:p>
@@ -860,7 +860,7 @@
         <w:pStyle w:val="FirstParagraph"/>
       </w:pPr>
       <w:r>
-        <w:t xml:space="preserve">Six to nine of them. Things you can do, not things you like. End with languages.</w:t>
+        <w:t xml:space="preserve">Write six to nine skills. Things you can do, not things you like. End with languages.</w:t>
       </w:r>
     </w:p>
     <w:p>
@@ -1021,7 +1021,6 @@
           <w:ilvl w:val="0"/>
           <w:numId w:val="1012"/>
         </w:numPr>
-        <w:pStyle w:val="Compact"/>
       </w:pPr>
       <w:r>
         <w:t xml:space="preserve">________________________________________________________________</w:t>
@@ -1029,9 +1028,62 @@
     </w:p>
     <w:p>
       <w:pPr>
+        <w:numPr>
+          <w:ilvl w:val="0"/>
+          <w:numId w:val="1000"/>
+        </w:numPr>
+      </w:pPr>
+      <w:r>
+        <w:t xml:space="preserve">(finish the bullet here) ______________________________________________</w:t>
+      </w:r>
+    </w:p>
+    <w:p>
+      <w:pPr>
+        <w:numPr>
+          <w:ilvl w:val="0"/>
+          <w:numId w:val="1012"/>
+        </w:numPr>
+      </w:pPr>
+      <w:r>
+        <w:t xml:space="preserve">________________________________________________________________</w:t>
+      </w:r>
+    </w:p>
+    <w:p>
+      <w:pPr>
+        <w:numPr>
+          <w:ilvl w:val="0"/>
+          <w:numId w:val="1000"/>
+        </w:numPr>
+      </w:pPr>
+      <w:r>
+        <w:t xml:space="preserve">(finish the bullet here) ______________________________________________</w:t>
+      </w:r>
+    </w:p>
+    <w:p>
+      <w:pPr>
         <w:pStyle w:val="FirstParagraph"/>
       </w:pPr>
       <w:r>
+        <w:rPr>
+          <w:b/>
+        </w:rPr>
+        <w:t xml:space="preserve">2. ______________________________________</w:t>
+      </w:r>
+      <w:r>
+        <w:t xml:space="preserve"> </w:t>
+      </w:r>
+      <w:r>
+        <w:t xml:space="preserve">| ____________________ (when)</w:t>
+      </w:r>
+    </w:p>
+    <w:p>
+      <w:pPr>
+        <w:numPr>
+          <w:ilvl w:val="0"/>
+          <w:numId w:val="1013"/>
+        </w:numPr>
+      </w:pPr>
+      <w:r>
         <w:t xml:space="preserve">________________________________________________________________</w:t>
       </w:r>
     </w:p>
@@ -1039,9 +1091,19 @@
       <w:pPr>
         <w:numPr>
           <w:ilvl w:val="0"/>
+          <w:numId w:val="1000"/>
+        </w:numPr>
+      </w:pPr>
+      <w:r>
+        <w:t xml:space="preserve">(finish the bullet here) ______________________________________________</w:t>
+      </w:r>
+    </w:p>
+    <w:p>
+      <w:pPr>
+        <w:numPr>
+          <w:ilvl w:val="0"/>
           <w:numId w:val="1013"/>
         </w:numPr>
-        <w:pStyle w:val="Compact"/>
       </w:pPr>
       <w:r>
         <w:t xml:space="preserve">________________________________________________________________</w:t>
@@ -1049,21 +1111,63 @@
     </w:p>
     <w:p>
       <w:pPr>
+        <w:numPr>
+          <w:ilvl w:val="0"/>
+          <w:numId w:val="1000"/>
+        </w:numPr>
+      </w:pPr>
+      <w:r>
+        <w:t xml:space="preserve">(finish the bullet here) ______________________________________________</w:t>
+      </w:r>
+    </w:p>
+    <w:p>
+      <w:pPr>
         <w:pStyle w:val="FirstParagraph"/>
       </w:pPr>
       <w:r>
+        <w:rPr>
+          <w:b/>
+        </w:rPr>
+        <w:t xml:space="preserve">3. ______________________________________</w:t>
+      </w:r>
+      <w:r>
+        <w:t xml:space="preserve"> </w:t>
+      </w:r>
+      <w:r>
+        <w:t xml:space="preserve">| ____________________ (when)</w:t>
+      </w:r>
+    </w:p>
+    <w:p>
+      <w:pPr>
+        <w:numPr>
+          <w:ilvl w:val="0"/>
+          <w:numId w:val="1014"/>
+        </w:numPr>
+      </w:pPr>
+      <w:r>
         <w:t xml:space="preserve">________________________________________________________________</w:t>
       </w:r>
     </w:p>
     <w:p>
       <w:pPr>
-        <w:pStyle w:val="BodyText"/>
-      </w:pPr>
-      <w:r>
-        <w:rPr>
-          <w:b/>
-        </w:rPr>
-        <w:t xml:space="preserve">2. ______________________________________</w:t>
+        <w:numPr>
+          <w:ilvl w:val="0"/>
+          <w:numId w:val="1000"/>
+        </w:numPr>
+      </w:pPr>
+      <w:r>
+        <w:t xml:space="preserve">(finish the bullet here) ______________________________________________</w:t>
+      </w:r>
+    </w:p>
+    <w:p>
+      <w:pPr>
+        <w:pStyle w:val="FirstParagraph"/>
+      </w:pPr>
+      <w:r>
+        <w:rPr>
+          <w:b/>
+        </w:rPr>
+        <w:t xml:space="preserve">4. ______________________________________</w:t>
       </w:r>
       <w:r>
         <w:t xml:space="preserve"> </w:t>
@@ -1076,9 +1180,8 @@
       <w:pPr>
         <w:numPr>
           <w:ilvl w:val="0"/>
-          <w:numId w:val="1014"/>
-        </w:numPr>
-        <w:pStyle w:val="Compact"/>
+          <w:numId w:val="1015"/>
+        </w:numPr>
       </w:pPr>
       <w:r>
         <w:t xml:space="preserve">________________________________________________________________</w:t>
@@ -1086,224 +1189,133 @@
     </w:p>
     <w:p>
       <w:pPr>
+        <w:numPr>
+          <w:ilvl w:val="0"/>
+          <w:numId w:val="1000"/>
+        </w:numPr>
+      </w:pPr>
+      <w:r>
+        <w:t xml:space="preserve">(finish the bullet here) ______________________________________________</w:t>
+      </w:r>
+    </w:p>
+    <w:p>
+      <w:pPr>
+        <w:pStyle w:val="Heading3"/>
+      </w:pPr>
+      <w:bookmarkStart w:id="32" w:name="activities-1"/>
+      <w:r>
+        <w:t xml:space="preserve">ACTIVITIES</w:t>
+      </w:r>
+      <w:bookmarkEnd w:id="32"/>
+    </w:p>
+    <w:p>
+      <w:pPr>
+        <w:numPr>
+          <w:ilvl w:val="0"/>
+          <w:numId w:val="1016"/>
+        </w:numPr>
+        <w:pStyle w:val="Compact"/>
+      </w:pPr>
+      <w:r>
+        <w:t xml:space="preserve">________________________________________________</w:t>
+      </w:r>
+    </w:p>
+    <w:p>
+      <w:pPr>
+        <w:numPr>
+          <w:ilvl w:val="0"/>
+          <w:numId w:val="1016"/>
+        </w:numPr>
+        <w:pStyle w:val="Compact"/>
+      </w:pPr>
+      <w:r>
+        <w:t xml:space="preserve">________________________________________________</w:t>
+      </w:r>
+    </w:p>
+    <w:p>
+      <w:pPr>
+        <w:numPr>
+          <w:ilvl w:val="0"/>
+          <w:numId w:val="1016"/>
+        </w:numPr>
+        <w:pStyle w:val="Compact"/>
+      </w:pPr>
+      <w:r>
+        <w:t xml:space="preserve">________________________________________________</w:t>
+      </w:r>
+    </w:p>
+    <w:p>
+      <w:pPr>
+        <w:pStyle w:val="Heading3"/>
+      </w:pPr>
+      <w:bookmarkStart w:id="33" w:name="awards-1"/>
+      <w:r>
+        <w:t xml:space="preserve">AWARDS</w:t>
+      </w:r>
+      <w:bookmarkEnd w:id="33"/>
+    </w:p>
+    <w:p>
+      <w:pPr>
+        <w:numPr>
+          <w:ilvl w:val="0"/>
+          <w:numId w:val="1017"/>
+        </w:numPr>
+        <w:pStyle w:val="Compact"/>
+      </w:pPr>
+      <w:r>
+        <w:t xml:space="preserve">________________________________________________</w:t>
+      </w:r>
+    </w:p>
+    <w:p>
+      <w:pPr>
+        <w:numPr>
+          <w:ilvl w:val="0"/>
+          <w:numId w:val="1017"/>
+        </w:numPr>
+        <w:pStyle w:val="Compact"/>
+      </w:pPr>
+      <w:r>
+        <w:t xml:space="preserve">________________________________________________</w:t>
+      </w:r>
+    </w:p>
+    <w:p>
+      <w:pPr>
+        <w:pStyle w:val="Heading3"/>
+      </w:pPr>
+      <w:bookmarkStart w:id="34" w:name="languages-1"/>
+      <w:r>
+        <w:t xml:space="preserve">LANGUAGES</w:t>
+      </w:r>
+      <w:bookmarkEnd w:id="34"/>
+    </w:p>
+    <w:p>
+      <w:pPr>
+        <w:numPr>
+          <w:ilvl w:val="0"/>
+          <w:numId w:val="1018"/>
+        </w:numPr>
+        <w:pStyle w:val="Compact"/>
+      </w:pPr>
+      <w:r>
+        <w:t xml:space="preserve">________________________________________________</w:t>
+      </w:r>
+    </w:p>
+    <w:p>
+      <w:pPr>
+        <w:pStyle w:val="Heading2"/>
+      </w:pPr>
+      <w:bookmarkStart w:id="35" w:name="partner-check"/>
+      <w:r>
+        <w:t xml:space="preserve">Partner check</w:t>
+      </w:r>
+      <w:bookmarkEnd w:id="35"/>
+    </w:p>
+    <w:p>
+      <w:pPr>
         <w:pStyle w:val="FirstParagraph"/>
       </w:pPr>
       <w:r>
-        <w:t xml:space="preserve">________________________________________________________________</w:t>
-      </w:r>
-    </w:p>
-    <w:p>
-      <w:pPr>
-        <w:numPr>
-          <w:ilvl w:val="0"/>
-          <w:numId w:val="1015"/>
-        </w:numPr>
-        <w:pStyle w:val="Compact"/>
-      </w:pPr>
-      <w:r>
-        <w:t xml:space="preserve">________________________________________________________________</w:t>
-      </w:r>
-    </w:p>
-    <w:p>
-      <w:pPr>
-        <w:pStyle w:val="FirstParagraph"/>
-      </w:pPr>
-      <w:r>
-        <w:t xml:space="preserve">________________________________________________________________</w:t>
-      </w:r>
-    </w:p>
-    <w:p>
-      <w:pPr>
-        <w:pStyle w:val="BodyText"/>
-      </w:pPr>
-      <w:r>
-        <w:rPr>
-          <w:b/>
-        </w:rPr>
-        <w:t xml:space="preserve">3. ______________________________________</w:t>
-      </w:r>
-      <w:r>
-        <w:t xml:space="preserve"> </w:t>
-      </w:r>
-      <w:r>
-        <w:t xml:space="preserve">| ____________________ (when)</w:t>
-      </w:r>
-    </w:p>
-    <w:p>
-      <w:pPr>
-        <w:numPr>
-          <w:ilvl w:val="0"/>
-          <w:numId w:val="1016"/>
-        </w:numPr>
-        <w:pStyle w:val="Compact"/>
-      </w:pPr>
-      <w:r>
-        <w:t xml:space="preserve">________________________________________________________________</w:t>
-      </w:r>
-    </w:p>
-    <w:p>
-      <w:pPr>
-        <w:pStyle w:val="FirstParagraph"/>
-      </w:pPr>
-      <w:r>
-        <w:t xml:space="preserve">________________________________________________________________</w:t>
-      </w:r>
-    </w:p>
-    <w:p>
-      <w:pPr>
-        <w:pStyle w:val="BodyText"/>
-      </w:pPr>
-      <w:r>
-        <w:rPr>
-          <w:b/>
-        </w:rPr>
-        <w:t xml:space="preserve">4. ______________________________________</w:t>
-      </w:r>
-      <w:r>
-        <w:t xml:space="preserve"> </w:t>
-      </w:r>
-      <w:r>
-        <w:t xml:space="preserve">| ____________________ (when)</w:t>
-      </w:r>
-    </w:p>
-    <w:p>
-      <w:pPr>
-        <w:numPr>
-          <w:ilvl w:val="0"/>
-          <w:numId w:val="1017"/>
-        </w:numPr>
-        <w:pStyle w:val="Compact"/>
-      </w:pPr>
-      <w:r>
-        <w:t xml:space="preserve">________________________________________________________________</w:t>
-      </w:r>
-    </w:p>
-    <w:p>
-      <w:pPr>
-        <w:pStyle w:val="FirstParagraph"/>
-      </w:pPr>
-      <w:r>
-        <w:t xml:space="preserve">________________________________________________________________</w:t>
-      </w:r>
-    </w:p>
-    <w:p>
-      <w:pPr>
-        <w:pStyle w:val="Heading3"/>
-      </w:pPr>
-      <w:bookmarkStart w:id="32" w:name="activities-1"/>
-      <w:r>
-        <w:t xml:space="preserve">ACTIVITIES</w:t>
-      </w:r>
-      <w:bookmarkEnd w:id="32"/>
-    </w:p>
-    <w:p>
-      <w:pPr>
-        <w:numPr>
-          <w:ilvl w:val="0"/>
-          <w:numId w:val="1018"/>
-        </w:numPr>
-        <w:pStyle w:val="Compact"/>
-      </w:pPr>
-      <w:r>
-        <w:t xml:space="preserve">________________________________________________</w:t>
-      </w:r>
-    </w:p>
-    <w:p>
-      <w:pPr>
-        <w:numPr>
-          <w:ilvl w:val="0"/>
-          <w:numId w:val="1018"/>
-        </w:numPr>
-        <w:pStyle w:val="Compact"/>
-      </w:pPr>
-      <w:r>
-        <w:t xml:space="preserve">________________________________________________</w:t>
-      </w:r>
-    </w:p>
-    <w:p>
-      <w:pPr>
-        <w:numPr>
-          <w:ilvl w:val="0"/>
-          <w:numId w:val="1018"/>
-        </w:numPr>
-        <w:pStyle w:val="Compact"/>
-      </w:pPr>
-      <w:r>
-        <w:t xml:space="preserve">________________________________________________</w:t>
-      </w:r>
-    </w:p>
-    <w:p>
-      <w:pPr>
-        <w:pStyle w:val="Heading3"/>
-      </w:pPr>
-      <w:bookmarkStart w:id="33" w:name="awards-1"/>
-      <w:r>
-        <w:t xml:space="preserve">AWARDS</w:t>
-      </w:r>
-      <w:bookmarkEnd w:id="33"/>
-    </w:p>
-    <w:p>
-      <w:pPr>
-        <w:numPr>
-          <w:ilvl w:val="0"/>
-          <w:numId w:val="1019"/>
-        </w:numPr>
-        <w:pStyle w:val="Compact"/>
-      </w:pPr>
-      <w:r>
-        <w:t xml:space="preserve">________________________________________________</w:t>
-      </w:r>
-    </w:p>
-    <w:p>
-      <w:pPr>
-        <w:numPr>
-          <w:ilvl w:val="0"/>
-          <w:numId w:val="1019"/>
-        </w:numPr>
-        <w:pStyle w:val="Compact"/>
-      </w:pPr>
-      <w:r>
-        <w:t xml:space="preserve">________________________________________________</w:t>
-      </w:r>
-    </w:p>
-    <w:p>
-      <w:pPr>
-        <w:pStyle w:val="Heading3"/>
-      </w:pPr>
-      <w:bookmarkStart w:id="34" w:name="languages-1"/>
-      <w:r>
-        <w:t xml:space="preserve">LANGUAGES</w:t>
-      </w:r>
-      <w:bookmarkEnd w:id="34"/>
-    </w:p>
-    <w:p>
-      <w:pPr>
-        <w:numPr>
-          <w:ilvl w:val="0"/>
-          <w:numId w:val="1020"/>
-        </w:numPr>
-        <w:pStyle w:val="Compact"/>
-      </w:pPr>
-      <w:r>
-        <w:t xml:space="preserve">________________________________________________</w:t>
-      </w:r>
-    </w:p>
-    <w:p>
-      <w:pPr>
-        <w:pStyle w:val="Heading2"/>
-      </w:pPr>
-      <w:bookmarkStart w:id="35" w:name="partner-check"/>
-      <w:r>
-        <w:t xml:space="preserve">Partner check</w:t>
-      </w:r>
-      <w:bookmarkEnd w:id="35"/>
-    </w:p>
-    <w:p>
-      <w:pPr>
-        <w:pStyle w:val="FirstParagraph"/>
-      </w:pPr>
-      <w:r>
-        <w:t xml:space="preserve">Swap with a partner. Your partner marks these eight items on your sheet.</w:t>
+        <w:t xml:space="preserve">Swap sheets with a partner. Your partner marks these eight items on your sheet.</w:t>
       </w:r>
       <w:r>
         <w:t xml:space="preserve"> </w:t>
@@ -1348,7 +1360,7 @@
         <w:rPr>
           <w:b/>
         </w:rPr>
-        <w:t xml:space="preserve">with the missing part named helps more than a</w:t>
+        <w:t xml:space="preserve">that names the missing part helps more than a</w:t>
       </w:r>
       <w:r>
         <w:rPr>
@@ -1770,7 +1782,7 @@
         <w:pStyle w:val="FirstParagraph"/>
       </w:pPr>
       <w:r>
-        <w:t xml:space="preserve">Make at least one change based on the partner check. Then write this sentence:</w:t>
+        <w:t xml:space="preserve">Make at least one change your partner’s check showed you. Then finish this sentence:</w:t>
       </w:r>
     </w:p>
     <w:p>
@@ -1812,7 +1824,7 @@
         <w:pStyle w:val="BodyText"/>
       </w:pPr>
       <w:r>
-        <w:t xml:space="preserve">____________________________________________________________________</w:t>
+        <w:t xml:space="preserve">Line 2: ____________________________________________________________________</w:t>
       </w:r>
     </w:p>
     <w:sectPr>
@@ -2294,12 +2306,6 @@
     <w:abstractNumId w:val="991"/>
   </w:num>
   <w:num w:numId="1018">
-    <w:abstractNumId w:val="991"/>
-  </w:num>
-  <w:num w:numId="1019">
-    <w:abstractNumId w:val="991"/>
-  </w:num>
-  <w:num w:numId="1020">
     <w:abstractNumId w:val="991"/>
   </w:num>
 </w:numbering>
